--- a/docs/reviews/DR_镀膜伞具孔位板_CAD配准运动_阶段评审_V2.0.docx
+++ b/docs/reviews/DR_镀膜伞具孔位板_CAD配准运动_阶段评审_V2.0.docx
@@ -2224,7 +2224,7 @@
           <w:rFonts w:ascii="Calibri" w:hAnsi="Calibri" w:eastAsia="Microsoft YaHei"/>
           <w:sz w:val="22"/>
         </w:rPr>
-        <w:t xml:space="preserve">真实运动路径在每次启动运动时都重新执行一次实时 CAD 配准，策略为 </w:t>
+        <w:t xml:space="preserve">真实运动路径在每次启动时先连接运动会话并回到保存的原点/观察位，等待机器人稳定后，再执行一次实时 CAD 配准，策略为 </w:t>
       </w:r>
       <w:r>
         <w:rPr>
@@ -2250,7 +2250,7 @@
           <w:rFonts w:ascii="Calibri" w:hAnsi="Calibri" w:eastAsia="Microsoft YaHei"/>
           <w:sz w:val="22"/>
         </w:rPr>
-        <w:t>连接机器人并回到保存的原点/安全位置。</w:t>
+        <w:t>在原点/观察位采集 5 帧 RGB，完成 CAD 与当前相机画面的自动配准。</w:t>
       </w:r>
     </w:p>
     <w:p>
@@ -5434,7 +5434,7 @@
           <w:rFonts w:ascii="Calibri" w:hAnsi="Calibri" w:eastAsia="Microsoft YaHei"/>
           <w:sz w:val="22"/>
         </w:rPr>
-        <w:t>项目当前离线测试套件为 115 项，最近一次整套运行通过。测试通过只说明代码回归正常，不替代真实机器人、相机和手眼的现场验收。</w:t>
+        <w:t>项目当前离线测试套件为 182 项，最近一次整套运行通过。测试通过只说明代码回归正常，不替代真实机器人、相机和手眼的现场验收。</w:t>
       </w:r>
     </w:p>
     <w:p>
